--- a/On_Arastirma_Raporu_181612_template.docx
+++ b/On_Arastirma_Raporu_181612_template.docx
@@ -444,7 +444,6 @@
     </w:p>
     <w:tbl>
       <w:tblPr>
-        <w:tblpPr w:leftFromText="141" w:rightFromText="141" w:vertAnchor="text" w:horzAnchor="margin" w:tblpY="70"/>
         <w:tblW w:w="10456" w:type="dxa"/>
         <w:tblLook w:val="01E0" w:firstRow="1" w:lastRow="1" w:firstColumn="1" w:lastColumn="1" w:noHBand="0" w:noVBand="0"/>
       </w:tblPr>
@@ -677,9 +676,7 @@
         </w:tc>
       </w:tr>
       <w:tr>
-        <w:trPr>
-          <w:trHeight w:val="3681"/>
-        </w:trPr>
+        <w:trPr/>
         <w:tc>
           <w:tcPr>
             <w:tcW w:w="2323" w:type="dxa"/>
@@ -701,27 +698,31 @@
           </w:p>
           <w:p>
             <w:pPr>
-              <w:rPr>
-                <w:rFonts w:ascii="Arial" w:hAnsi="Arial" w:cs="Arial"/>
-              </w:rPr>
-            </w:pPr>
-          </w:p>
-          <w:p>
-            <w:pPr>
-              <w:rPr>
-                <w:rFonts w:ascii="Arial" w:hAnsi="Arial" w:cs="Arial"/>
-              </w:rPr>
-            </w:pPr>
-          </w:p>
-          <w:p>
-            <w:pPr>
-              <w:rPr>
-                <w:rFonts w:ascii="Arial" w:hAnsi="Arial" w:cs="Arial"/>
-              </w:rPr>
-            </w:pPr>
-          </w:p>
-          <w:p>
-            <w:pPr>
+              <w:spacing w:before="0" w:after="0" w:line="20" w:lineRule="exact"/>
+              <w:rPr>
+                <w:rFonts w:ascii="Arial" w:hAnsi="Arial" w:cs="Arial"/>
+              </w:rPr>
+            </w:pPr>
+          </w:p>
+          <w:p>
+            <w:pPr>
+              <w:spacing w:before="0" w:after="0" w:line="20" w:lineRule="exact"/>
+              <w:rPr>
+                <w:rFonts w:ascii="Arial" w:hAnsi="Arial" w:cs="Arial"/>
+              </w:rPr>
+            </w:pPr>
+          </w:p>
+          <w:p>
+            <w:pPr>
+              <w:spacing w:before="0" w:after="0" w:line="20" w:lineRule="exact"/>
+              <w:rPr>
+                <w:rFonts w:ascii="Arial" w:hAnsi="Arial" w:cs="Arial"/>
+              </w:rPr>
+            </w:pPr>
+          </w:p>
+          <w:p>
+            <w:pPr>
+              <w:spacing w:before="0" w:after="0" w:line="20" w:lineRule="exact"/>
               <w:rPr>
                 <w:rFonts w:ascii="Arial" w:hAnsi="Arial" w:cs="Arial"/>
               </w:rPr>
@@ -1034,6 +1035,7 @@
           </w:tbl>
           <w:p>
             <w:pPr>
+              <w:spacing w:before="0" w:after="0" w:line="20" w:lineRule="exact"/>
               <w:rPr>
                 <w:rFonts w:ascii="Arial" w:hAnsi="Arial" w:cs="Arial"/>
                 <w:lang w:val="en-US"/>
@@ -1047,7 +1049,7 @@
           </w:tcPr>
           <w:p>
             <w:pPr>
-              <w:spacing w:line="312" w:lineRule="auto"/>
+              <w:spacing w:line="20" w:lineRule="exact" w:before="0" w:after="0"/>
               <w:rPr>
                 <w:rFonts w:ascii="Arial" w:hAnsi="Arial" w:cs="Arial"/>
                 <w:color w:val="002060"/>
@@ -1057,7 +1059,7 @@
           </w:p>
           <w:p>
             <w:pPr>
-              <w:spacing w:line="312" w:lineRule="auto"/>
+              <w:spacing w:line="20" w:lineRule="exact" w:before="0" w:after="0"/>
               <w:rPr>
                 <w:rFonts w:ascii="Arial" w:hAnsi="Arial" w:cs="Arial"/>
                 <w:color w:val="002060"/>
@@ -1067,7 +1069,7 @@
           </w:p>
           <w:p>
             <w:pPr>
-              <w:spacing w:line="312" w:lineRule="auto"/>
+              <w:spacing w:line="20" w:lineRule="exact" w:before="0" w:after="0"/>
               <w:rPr>
                 <w:rFonts w:ascii="Arial" w:hAnsi="Arial" w:cs="Arial"/>
                 <w:color w:val="002060"/>
@@ -1077,7 +1079,7 @@
           </w:p>
           <w:p>
             <w:pPr>
-              <w:spacing w:line="312" w:lineRule="auto"/>
+              <w:spacing w:line="20" w:lineRule="exact" w:before="0" w:after="0"/>
               <w:rPr>
                 <w:rFonts w:ascii="Arial" w:hAnsi="Arial" w:cs="Arial"/>
                 <w:color w:val="002060"/>
@@ -1087,7 +1089,7 @@
           </w:p>
           <w:p>
             <w:pPr>
-              <w:spacing w:line="312" w:lineRule="auto"/>
+              <w:spacing w:line="20" w:lineRule="exact" w:before="0" w:after="0"/>
               <w:rPr>
                 <w:rFonts w:ascii="Arial" w:hAnsi="Arial" w:cs="Arial"/>
                 <w:color w:val="002060"/>
@@ -1097,7 +1099,7 @@
           </w:p>
           <w:p>
             <w:pPr>
-              <w:spacing w:line="312" w:lineRule="auto"/>
+              <w:spacing w:line="20" w:lineRule="exact" w:before="0" w:after="0"/>
               <w:rPr>
                 <w:rFonts w:ascii="Arial" w:hAnsi="Arial" w:cs="Arial"/>
                 <w:color w:val="002060"/>
@@ -1107,7 +1109,7 @@
           </w:p>
           <w:p>
             <w:pPr>
-              <w:spacing w:line="312" w:lineRule="auto"/>
+              <w:spacing w:line="20" w:lineRule="exact" w:before="0" w:after="0"/>
               <w:rPr>
                 <w:rFonts w:ascii="Arial" w:hAnsi="Arial" w:cs="Arial"/>
                 <w:color w:val="002060"/>
@@ -1117,7 +1119,7 @@
           </w:p>
           <w:p>
             <w:pPr>
-              <w:spacing w:line="312" w:lineRule="auto"/>
+              <w:spacing w:line="20" w:lineRule="exact" w:before="0" w:after="0"/>
               <w:rPr>
                 <w:rFonts w:ascii="Arial" w:hAnsi="Arial" w:cs="Arial"/>
                 <w:color w:val="002060"/>
@@ -1127,7 +1129,7 @@
           </w:p>
           <w:p>
             <w:pPr>
-              <w:spacing w:line="312" w:lineRule="auto"/>
+              <w:spacing w:line="20" w:lineRule="exact" w:before="0" w:after="0"/>
               <w:rPr>
                 <w:rFonts w:ascii="Arial" w:hAnsi="Arial" w:cs="Arial"/>
                 <w:color w:val="002060"/>
@@ -1138,9 +1140,7 @@
         </w:tc>
       </w:tr>
       <w:tr>
-        <w:trPr>
-          <w:trHeight w:val="2355"/>
-        </w:trPr>
+        <w:trPr/>
         <w:tc>
           <w:tcPr>
             <w:tcW w:w="2323" w:type="dxa"/>
@@ -1167,7 +1167,7 @@
           </w:p>
           <w:p>
             <w:pPr>
-              <w:spacing w:line="312" w:lineRule="auto"/>
+              <w:spacing w:line="20" w:lineRule="exact" w:before="0" w:after="0"/>
               <w:rPr>
                 <w:rFonts w:ascii="Arial" w:hAnsi="Arial" w:cs="Arial"/>
               </w:rPr>
@@ -1309,10 +1309,13 @@
         </w:tc>
       </w:tr>
     </w:tbl>
-    <w:p/>
+    <w:p>
+      <w:pPr>
+        <w:spacing w:before="0" w:after="0" w:line="20" w:lineRule="exact"/>
+      </w:pPr>
+    </w:p>
     <w:tbl>
       <w:tblPr>
-        <w:tblpPr w:leftFromText="141" w:rightFromText="141" w:vertAnchor="text" w:horzAnchor="margin" w:tblpY="70"/>
         <w:tblW w:w="10206" w:type="dxa"/>
         <w:tblLayout w:type="fixed"/>
         <w:tblLook w:val="01E0" w:firstRow="1" w:lastRow="1" w:firstColumn="1" w:lastColumn="1" w:noHBand="0" w:noVBand="0"/>
@@ -1330,7 +1333,7 @@
           </w:tcPr>
           <w:p>
             <w:pPr>
-              <w:spacing w:line="360" w:lineRule="auto"/>
+              <w:spacing w:line="360" w:lineRule="auto" w:before="0" w:after="0"/>
               <w:jc w:val="both"/>
               <w:rPr>
                 <w:rFonts w:ascii="Arial" w:hAnsi="Arial" w:cs="Arial"/>
@@ -1374,6 +1377,7 @@
               <w:tabs>
                 <w:tab w:val="left" w:pos="2196"/>
               </w:tabs>
+              <w:spacing w:before="0" w:after="0" w:line="20" w:lineRule="exact"/>
               <w:rPr>
                 <w:rFonts w:ascii="Arial" w:hAnsi="Arial" w:cs="Arial"/>
               </w:rPr>
@@ -1384,6 +1388,7 @@
               <w:tabs>
                 <w:tab w:val="left" w:pos="2196"/>
               </w:tabs>
+              <w:spacing w:before="0" w:after="0" w:line="20" w:lineRule="exact"/>
               <w:rPr>
                 <w:rFonts w:ascii="Arial" w:hAnsi="Arial" w:cs="Arial"/>
               </w:rPr>
@@ -1394,6 +1399,7 @@
     </w:tbl>
     <w:p>
       <w:pPr>
+        <w:spacing w:before="0" w:after="0"/>
         <w:rPr>
           <w:rFonts w:ascii="Arial" w:hAnsi="Arial" w:cs="Arial"/>
           <w:b/>
